--- a/public/2026/seq01/FICHE_S1-A04_Peripheriques_5eme.docx
+++ b/public/2026/seq01/FICHE_S1-A04_Peripheriques_5eme.docx
@@ -213,32 +213,6 @@
               <w:t xml:space="preserve">ACTIVITÉ N°04  ·  S9</w:t>
             </w:r>
           </w:p>
-          <w:p>
-            <w:pPr>
-              <w:spacing w:after="0"/>
-            </w:pPr>
-            <w:r>
-              <w:rPr>
-                <w:rFonts w:ascii="Arial" w:cs="Arial" w:eastAsia="Arial" w:hAnsi="Arial"/>
-                <w:sz w:val="14"/>
-                <w:szCs w:val="14"/>
-              </w:rPr>
-              <w:t xml:space="preserve">NOM : ..............................</w:t>
-            </w:r>
-          </w:p>
-          <w:p>
-            <w:pPr>
-              <w:spacing w:after="0"/>
-            </w:pPr>
-            <w:r>
-              <w:rPr>
-                <w:rFonts w:ascii="Arial" w:cs="Arial" w:eastAsia="Arial" w:hAnsi="Arial"/>
-                <w:sz w:val="14"/>
-                <w:szCs w:val="14"/>
-              </w:rPr>
-              <w:t xml:space="preserve">PRÉNOM : .........................</w:t>
-            </w:r>
-          </w:p>
         </w:tc>
         <w:tc>
           <w:tcPr>
@@ -2621,12 +2595,12 @@
           <w:sz w:val="24"/>
           <w:szCs w:val="24"/>
         </w:rPr>
-        <w:t xml:space="preserve">Un casque avec micro est un périphérique d'entrée-sortie parce que …</w:t>
+        <w:t xml:space="preserve">Un casque avec micro est un périphérique d'entrée-sortie parce que …</w:t>
       </w:r>
     </w:p>
     <w:p>
       <w:pPr>
-        <w:spacing w:after="128"/>
+        <w:spacing w:after="240"/>
       </w:pPr>
       <w:r>
         <w:rPr>
@@ -2638,12 +2612,12 @@
           <w:sz w:val="24"/>
           <w:szCs w:val="24"/>
         </w:rPr>
-        <w:t xml:space="preserve">..............................................................................</w:t>
+        <w:t xml:space="preserve">............................................................................................................................................</w:t>
       </w:r>
     </w:p>
     <w:p>
       <w:pPr>
-        <w:spacing w:after="128"/>
+        <w:spacing w:after="240"/>
       </w:pPr>
       <w:r>
         <w:rPr>
@@ -2655,7 +2629,7 @@
           <w:sz w:val="24"/>
           <w:szCs w:val="24"/>
         </w:rPr>
-        <w:t xml:space="preserve">..............................................................................</w:t>
+        <w:t xml:space="preserve">............................................................................................................................................</w:t>
       </w:r>
     </w:p>
     <w:p>

--- a/public/2026/seq01/FICHE_S1-A04_Peripheriques_5eme.docx
+++ b/public/2026/seq01/FICHE_S1-A04_Peripheriques_5eme.docx
@@ -2194,7 +2194,7 @@
                 <w:sz w:val="24"/>
                 <w:szCs w:val="24"/>
               </w:rPr>
-              <w:t xml:space="preserve">..........................................</w:t>
+              <w:t xml:space="preserve">........................................................................................</w:t>
             </w:r>
           </w:p>
         </w:tc>
@@ -2273,7 +2273,7 @@
                 <w:sz w:val="24"/>
                 <w:szCs w:val="24"/>
               </w:rPr>
-              <w:t xml:space="preserve">..........................................</w:t>
+              <w:t xml:space="preserve">........................................................................................</w:t>
             </w:r>
           </w:p>
         </w:tc>
@@ -2352,7 +2352,7 @@
                 <w:sz w:val="24"/>
                 <w:szCs w:val="24"/>
               </w:rPr>
-              <w:t xml:space="preserve">..........................................</w:t>
+              <w:t xml:space="preserve">........................................................................................</w:t>
             </w:r>
           </w:p>
         </w:tc>
@@ -2427,7 +2427,7 @@
                 <w:sz w:val="24"/>
                 <w:szCs w:val="24"/>
               </w:rPr>
-              <w:t xml:space="preserve">..........................................</w:t>
+              <w:t xml:space="preserve">........................................................................................</w:t>
             </w:r>
           </w:p>
         </w:tc>

--- a/public/2026/seq01/FICHE_S1-A04_Peripheriques_5eme.docx
+++ b/public/2026/seq01/FICHE_S1-A04_Peripheriques_5eme.docx
@@ -349,8 +349,37 @@
       <w:pPr>
         <w:keepNext/>
         <w:keepLines/>
+        <w:spacing w:after="60"/>
+      </w:pPr>
+    </w:p>
+    <w:p>
+      <w:pPr>
         <w:spacing w:after="128"/>
       </w:pPr>
+      <w:r>
+        <w:rPr>
+          <w:rFonts w:ascii="Arial" w:cs="Arial" w:eastAsia="Arial" w:hAnsi="Arial"/>
+          <w:b/>
+          <w:bCs/>
+          <w:i w:val="false"/>
+          <w:iCs w:val="false"/>
+          <w:sz w:val="24"/>
+          <w:szCs w:val="24"/>
+        </w:rPr>
+        <w:t xml:space="preserve">OBJECTIF — </w:t>
+      </w:r>
+      <w:r>
+        <w:rPr>
+          <w:rFonts w:ascii="Arial" w:cs="Arial" w:eastAsia="Arial" w:hAnsi="Arial"/>
+          <w:b w:val="false"/>
+          <w:bCs w:val="false"/>
+          <w:i w:val="false"/>
+          <w:iCs w:val="false"/>
+          <w:sz w:val="24"/>
+          <w:szCs w:val="24"/>
+        </w:rPr>
+        <w:t xml:space="preserve">Tu sauras dire si un périphérique est une entrée, une sortie, ou les deux.</w:t>
+      </w:r>
     </w:p>
     <w:tbl>
       <w:tblPr>

--- a/public/2026/seq01/FICHE_S1-A04_Peripheriques_5eme.docx
+++ b/public/2026/seq01/FICHE_S1-A04_Peripheriques_5eme.docx
@@ -477,6 +477,40 @@
         </w:tc>
       </w:tr>
     </w:tbl>
+    <w:p>
+      <w:pPr>
+        <w:spacing w:after="60" w:before="96"/>
+      </w:pPr>
+      <w:r>
+        <w:rPr>
+          <w:rFonts w:ascii="Arial" w:cs="Arial" w:eastAsia="Arial" w:hAnsi="Arial"/>
+          <w:b w:val="false"/>
+          <w:bCs w:val="false"/>
+          <w:i/>
+          <w:iCs/>
+          <w:sz w:val="22"/>
+          <w:szCs w:val="22"/>
+        </w:rPr>
+        <w:t xml:space="preserve">D'APRÈS TOI ? Réponds AVANT de commencer, même sans être sûr. Ça ne se note pas.</w:t>
+      </w:r>
+    </w:p>
+    <w:p>
+      <w:pPr>
+        <w:spacing w:after="240"/>
+      </w:pPr>
+      <w:r>
+        <w:rPr>
+          <w:rFonts w:ascii="Arial" w:cs="Arial" w:eastAsia="Arial" w:hAnsi="Arial"/>
+          <w:b w:val="false"/>
+          <w:bCs w:val="false"/>
+          <w:i w:val="false"/>
+          <w:iCs w:val="false"/>
+          <w:sz w:val="24"/>
+          <w:szCs w:val="24"/>
+        </w:rPr>
+        <w:t xml:space="preserve">............................................................................................................................................</w:t>
+      </w:r>
+    </w:p>
     <w:p>
       <w:pPr>
         <w:keepNext/>

--- a/public/2026/seq01/FICHE_S1-A04_Peripheriques_5eme.docx
+++ b/public/2026/seq01/FICHE_S1-A04_Peripheriques_5eme.docx
@@ -514,6 +514,52 @@
     <w:p>
       <w:pPr>
         <w:keepNext/>
+        <w:pBdr>
+          <w:top w:val="single" w:sz="6" w:space="2" w:color="D9D9D9"/>
+          <w:left w:val="single" w:sz="6" w:space="2" w:color="D9D9D9"/>
+          <w:bottom w:val="single" w:sz="6" w:space="2" w:color="D9D9D9"/>
+          <w:right w:val="single" w:sz="6" w:space="2" w:color="D9D9D9"/>
+        </w:pBdr>
+        <w:shd w:val="clear" w:color="auto" w:fill="F2F2F2"/>
+        <w:spacing w:before="80" w:after="120"/>
+        <w:ind w:left="60" w:right="60"/>
+      </w:pPr>
+      <w:r>
+        <w:rPr>
+          <w:rFonts w:ascii="Arial" w:cs="Arial" w:eastAsia="Arial" w:hAnsi="Arial"/>
+          <w:b/>
+          <w:bCs/>
+          <w:sz w:val="24"/>
+          <w:szCs w:val="24"/>
+        </w:rPr>
+        <w:t xml:space="preserve">RESSOURCE 1 — Les périphériques</w:t>
+      </w:r>
+      <w:r>
+        <w:rPr>
+          <w:rFonts w:ascii="Arial" w:cs="Arial" w:eastAsia="Arial" w:hAnsi="Arial"/>
+          <w:sz w:val="24"/>
+          <w:szCs w:val="24"/>
+        </w:rPr>
+        <w:t xml:space="preserve"> · Techno-Flash · rien à installer</w:t>
+      </w:r>
+      <w:r>
+        <w:rPr>
+          <w:rFonts w:ascii="Arial" w:cs="Arial" w:eastAsia="Arial" w:hAnsi="Arial"/>
+        </w:rPr>
+        <w:br/>
+      </w:r>
+      <w:r>
+        <w:rPr>
+          <w:rFonts w:ascii="Arial" w:cs="Arial" w:eastAsia="Arial" w:hAnsi="Arial"/>
+          <w:sz w:val="22"/>
+          <w:szCs w:val="22"/>
+        </w:rPr>
+        <w:t xml:space="preserve">→ techno-flash.com/animations/les_peripheriques/les_peripheriques.html</w:t>
+      </w:r>
+    </w:p>
+    <w:p>
+      <w:pPr>
+        <w:keepNext/>
         <w:keepLines/>
         <w:pBdr>
           <w:top w:val="single" w:color="000000" w:sz="6" w:space="4"/>
@@ -554,24 +600,7 @@
           <w:sz w:val="24"/>
           <w:szCs w:val="24"/>
         </w:rPr>
-        <w:t xml:space="preserve">➤ Ouvre l'adresse ci-dessous, puis coche chaque case quand tu as fait ce qui est écrit.</w:t>
-      </w:r>
-    </w:p>
-    <w:p>
-      <w:pPr>
-        <w:spacing w:after="48" w:before="50"/>
-      </w:pPr>
-      <w:r>
-        <w:rPr>
-          <w:rFonts w:ascii="Arial" w:cs="Arial" w:eastAsia="Arial" w:hAnsi="Arial"/>
-          <w:b/>
-          <w:bCs/>
-          <w:i w:val="false"/>
-          <w:iCs w:val="false"/>
-          <w:sz w:val="24"/>
-          <w:szCs w:val="24"/>
-        </w:rPr>
-        <w:t xml:space="preserve">techno-flash.com/animations/les_peripheriques/les_peripheriques.html</w:t>
+        <w:t xml:space="preserve">➤ Ouvre l'adresse de la RESSOURCE 1 (en haut de la fiche), puis coche chaque case.</w:t>
       </w:r>
     </w:p>
     <w:p>
